--- a/pages/xybl/《打劫》小品剧本.docx
+++ b/pages/xybl/《打劫》小品剧本.docx
@@ -48,8 +48,6 @@
         <w:jc w:val="start"/>
         <w:rPr>
           <w:rFonts w:eastAsia="楷体"/>
-          <w:sz w:val="24"/>
-          <w:szCs w:val="24"/>
           <w:u w:val="single"/>
         </w:rPr>
       </w:pPr>
@@ -60,7 +58,27 @@
           <w:szCs w:val="24"/>
           <w:u w:val="single"/>
         </w:rPr>
-        <w:t>人物：甲、乙、大哥和三个手下 一对情侣丙丁 彪悍女汉子 两个保安。</w:t>
+        <w:t>人物：甲、乙、大哥和三个手下（四大金刚）、</w:t>
+      </w:r>
+      <w:r>
+        <w:rPr>
+          <w:rFonts w:eastAsia="楷体"/>
+          <w:b w:val="false"/>
+          <w:bCs w:val="false"/>
+          <w:sz w:val="24"/>
+          <w:szCs w:val="24"/>
+          <w:u w:val="single"/>
+        </w:rPr>
+        <w:t>汉子、姑娘</w:t>
+      </w:r>
+      <w:r>
+        <w:rPr>
+          <w:rFonts w:eastAsia="楷体"/>
+          <w:sz w:val="24"/>
+          <w:szCs w:val="24"/>
+          <w:u w:val="single"/>
+        </w:rPr>
+        <w:t>、一对姐妹丙丁、两个保安。</w:t>
       </w:r>
     </w:p>
     <w:p>
@@ -284,7 +302,7 @@
           <w:sz w:val="24"/>
           <w:szCs w:val="24"/>
         </w:rPr>
-        <w:t>（一跺脚，娘娘腔的，兰花指）说：“讨厌，你</w:t>
+        <w:t>（一跺脚，娘娘腔的，兰花指说：）讨厌，你</w:t>
       </w:r>
       <w:r>
         <w:rPr>
@@ -316,7 +334,7 @@
           <w:sz w:val="24"/>
           <w:szCs w:val="24"/>
         </w:rPr>
-        <w:t>下流，瞎说什么大实话。”（呜呜，然后跟上）。</w:t>
+        <w:t>下流，瞎说什么大实话！（呜呜，然后跟上）。</w:t>
       </w:r>
     </w:p>
     <w:p>
@@ -391,47 +409,7 @@
           <w:sz w:val="24"/>
           <w:szCs w:val="24"/>
         </w:rPr>
-        <w:t>（</w:t>
-      </w:r>
-      <w:r>
-        <w:rPr>
-          <w:rFonts w:eastAsia="微软雅黑"/>
-          <w:sz w:val="24"/>
-          <w:szCs w:val="24"/>
-        </w:rPr>
-        <w:t>四大校园金刚出场）（慢动作</w:t>
-      </w:r>
-      <w:r>
-        <w:rPr>
-          <w:rFonts w:eastAsia="微软雅黑"/>
-          <w:sz w:val="24"/>
-          <w:szCs w:val="24"/>
-        </w:rPr>
-        <w:t>,</w:t>
-      </w:r>
-      <w:r>
-        <w:rPr>
-          <w:rFonts w:eastAsia="微软雅黑"/>
-          <w:sz w:val="24"/>
-          <w:szCs w:val="24"/>
-        </w:rPr>
-        <w:t>模仿</w:t>
-      </w:r>
-      <w:r>
-        <w:rPr>
-          <w:rFonts w:eastAsia="微软雅黑"/>
-          <w:sz w:val="24"/>
-          <w:szCs w:val="24"/>
-        </w:rPr>
-        <w:t>F4</w:t>
-      </w:r>
-      <w:r>
-        <w:rPr>
-          <w:rFonts w:eastAsia="微软雅黑"/>
-          <w:sz w:val="24"/>
-          <w:szCs w:val="24"/>
-        </w:rPr>
-        <w:t>）</w:t>
+        <w:t>（慢动作：四大校园金刚出场）</w:t>
       </w:r>
     </w:p>
     <w:p>
@@ -486,48 +464,66 @@
           <w:rFonts w:eastAsia="微软雅黑"/>
           <w:b/>
           <w:bCs/>
-          <w:sz w:val="24"/>
-          <w:szCs w:val="24"/>
-        </w:rPr>
-        <w:t>为首的老大：（</w:t>
-      </w:r>
-      <w:r>
-        <w:rPr>
-          <w:rFonts w:eastAsia="微软雅黑"/>
-          <w:sz w:val="24"/>
-          <w:szCs w:val="24"/>
-        </w:rPr>
-        <w:t>模仿功夫里，周星驰的动作）站住！同学。哥几个，最近手痒，想上网，可手里没钱啊，所以借点钱花花。（痞子样）</w:t>
-      </w:r>
-    </w:p>
-    <w:p>
-      <w:pPr>
-        <w:pStyle w:val="Normal"/>
-        <w:bidi w:val="0"/>
-        <w:jc w:val="start"/>
-        <w:rPr>
-          <w:rFonts w:eastAsia="微软雅黑"/>
-          <w:sz w:val="24"/>
-          <w:szCs w:val="24"/>
-        </w:rPr>
-      </w:pPr>
-      <w:r>
-        <w:rPr>
-          <w:rFonts w:eastAsia="微软雅黑"/>
-          <w:b/>
-          <w:bCs/>
-          <w:sz w:val="24"/>
-          <w:szCs w:val="24"/>
-        </w:rPr>
-        <w:t>甲：（</w:t>
-      </w:r>
-      <w:r>
-        <w:rPr>
-          <w:rFonts w:eastAsia="微软雅黑"/>
-          <w:sz w:val="24"/>
-          <w:szCs w:val="24"/>
-        </w:rPr>
-        <w:t>赶忙握紧书包）没…没钱。躲在乙身后。</w:t>
+        </w:rPr>
+        <w:t>大哥</w:t>
+      </w:r>
+      <w:r>
+        <w:rPr>
+          <w:rFonts w:eastAsia="微软雅黑"/>
+          <w:b/>
+          <w:bCs/>
+          <w:sz w:val="24"/>
+          <w:szCs w:val="24"/>
+        </w:rPr>
+        <w:t>：</w:t>
+      </w:r>
+      <w:r>
+        <w:rPr>
+          <w:rFonts w:eastAsia="微软雅黑"/>
+          <w:sz w:val="24"/>
+          <w:szCs w:val="24"/>
+        </w:rPr>
+        <w:t>站住！同学。哥几个，最近手痒，想上网，可手里没钱啊，所以借点钱花花。（痞子样）</w:t>
+      </w:r>
+    </w:p>
+    <w:p>
+      <w:pPr>
+        <w:pStyle w:val="Normal"/>
+        <w:bidi w:val="0"/>
+        <w:jc w:val="start"/>
+        <w:rPr>
+          <w:rFonts w:eastAsia="微软雅黑"/>
+          <w:sz w:val="24"/>
+          <w:szCs w:val="24"/>
+        </w:rPr>
+      </w:pPr>
+      <w:r>
+        <w:rPr>
+          <w:rFonts w:eastAsia="微软雅黑"/>
+          <w:b/>
+          <w:bCs/>
+          <w:sz w:val="24"/>
+          <w:szCs w:val="24"/>
+        </w:rPr>
+        <w:t>甲：</w:t>
+      </w:r>
+      <w:r>
+        <w:rPr>
+          <w:rFonts w:eastAsia="微软雅黑"/>
+          <w:b w:val="false"/>
+          <w:bCs w:val="false"/>
+          <w:sz w:val="24"/>
+          <w:szCs w:val="24"/>
+        </w:rPr>
+        <w:t>（</w:t>
+      </w:r>
+      <w:r>
+        <w:rPr>
+          <w:rFonts w:eastAsia="微软雅黑"/>
+          <w:sz w:val="24"/>
+          <w:szCs w:val="24"/>
+        </w:rPr>
+        <w:t>赶忙握紧书包）没…没钱。（躲在乙身后）</w:t>
       </w:r>
     </w:p>
     <w:p>
@@ -557,39 +553,7 @@
           <w:sz w:val="24"/>
           <w:szCs w:val="24"/>
         </w:rPr>
-        <w:t>我</w:t>
-      </w:r>
-      <w:r>
-        <w:rPr>
-          <w:rFonts w:eastAsia="微软雅黑"/>
-          <w:sz w:val="24"/>
-          <w:szCs w:val="24"/>
-        </w:rPr>
-        <w:t>..</w:t>
-      </w:r>
-      <w:r>
-        <w:rPr>
-          <w:rFonts w:eastAsia="微软雅黑"/>
-          <w:sz w:val="24"/>
-          <w:szCs w:val="24"/>
-        </w:rPr>
-        <w:t>我</w:t>
-      </w:r>
-      <w:r>
-        <w:rPr>
-          <w:rFonts w:eastAsia="微软雅黑"/>
-          <w:sz w:val="24"/>
-          <w:szCs w:val="24"/>
-        </w:rPr>
-        <w:t>...</w:t>
-      </w:r>
-      <w:r>
-        <w:rPr>
-          <w:rFonts w:eastAsia="微软雅黑"/>
-          <w:sz w:val="24"/>
-          <w:szCs w:val="24"/>
-        </w:rPr>
-        <w:t>也没钱。</w:t>
+        <w:t>我…我…也没钱。</w:t>
       </w:r>
     </w:p>
     <w:p>
@@ -672,6 +636,26 @@
           <w:sz w:val="24"/>
           <w:szCs w:val="24"/>
         </w:rPr>
+        <w:t>（两人遭围攻，慢动作：文松式姑娘拳）</w:t>
+      </w:r>
+    </w:p>
+    <w:p>
+      <w:pPr>
+        <w:pStyle w:val="Normal"/>
+        <w:bidi w:val="0"/>
+        <w:jc w:val="start"/>
+        <w:rPr>
+          <w:rFonts w:eastAsia="微软雅黑"/>
+          <w:sz w:val="24"/>
+          <w:szCs w:val="24"/>
+        </w:rPr>
+      </w:pPr>
+      <w:r>
+        <w:rPr>
+          <w:rFonts w:ascii="微软雅黑" w:hAnsi="微软雅黑" w:eastAsia="微软雅黑"/>
+          <w:sz w:val="24"/>
+          <w:szCs w:val="24"/>
+        </w:rPr>
         <w:t>（</w:t>
       </w:r>
       <w:r>
@@ -680,35 +664,7 @@
           <w:sz w:val="24"/>
           <w:szCs w:val="24"/>
         </w:rPr>
-        <w:t>两人遭围攻，慢动作：文松式姑娘拳）</w:t>
-      </w:r>
-    </w:p>
-    <w:p>
-      <w:pPr>
-        <w:pStyle w:val="Normal"/>
-        <w:bidi w:val="0"/>
-        <w:jc w:val="start"/>
-        <w:rPr>
-          <w:rFonts w:eastAsia="微软雅黑"/>
-          <w:sz w:val="24"/>
-          <w:szCs w:val="24"/>
-        </w:rPr>
-      </w:pPr>
-      <w:r>
-        <w:rPr>
-          <w:rFonts w:eastAsia="微软雅黑"/>
-          <w:sz w:val="24"/>
-          <w:szCs w:val="24"/>
-        </w:rPr>
-        <w:t>-</w:t>
-      </w:r>
-      <w:r>
-        <w:rPr>
-          <w:rFonts w:eastAsia="微软雅黑"/>
-          <w:sz w:val="24"/>
-          <w:szCs w:val="24"/>
-        </w:rPr>
-        <w:t>混战中，乙看到为首老大身上的刀，乙被推倒，乙顺势倒地不起，晕倒。甲无奈弃包，半扶起乙。（四大金刚得包后</w:t>
+        <w:t>混战中，乙看到为首老大身上的刀，乙被推倒，乙顺势倒地不起，晕倒。甲无奈弃包，半扶起乙。四大金刚得包后</w:t>
       </w:r>
       <w:r>
         <w:rPr>
@@ -766,23 +722,7 @@
           <w:sz w:val="24"/>
           <w:szCs w:val="24"/>
         </w:rPr>
-        <w:t>掏出手绢</w:t>
-      </w:r>
-      <w:r>
-        <w:rPr>
-          <w:rFonts w:eastAsia="微软雅黑"/>
-          <w:sz w:val="24"/>
-          <w:szCs w:val="24"/>
-        </w:rPr>
-        <w:t>,</w:t>
-      </w:r>
-      <w:r>
-        <w:rPr>
-          <w:rFonts w:eastAsia="微软雅黑"/>
-          <w:sz w:val="24"/>
-          <w:szCs w:val="24"/>
-        </w:rPr>
-        <w:t>娇滴滴的哭泣）大哥，大哥你醒醒，（摸摸甲的脸，然后说：）没办法了，没有你，清白有何用！（脸上一副视死如归的样子，然后试图做人工呼吸。）</w:t>
+        <w:t>掏出手绢，娇滴滴的哭泣）大哥，大哥你醒醒！（摸摸乙的脸，然后说：）没办法了，没有你，清白有何用！（脸上一副视死如归的样子，然后试图做人工呼吸。）</w:t>
       </w:r>
     </w:p>
     <w:p>
@@ -877,7 +817,7 @@
           <w:sz w:val="24"/>
           <w:szCs w:val="24"/>
         </w:rPr>
-        <w:t>赶忙跳起来）哎呀！你干嘛呢，干嘛呢。（跑到前面），各位在座的姐姐妹妹呀，我至今单身，属性绝对是正常的。（退回去，一脸嫌弃望着甲。）</w:t>
+        <w:t>赶忙跳起来）哎呀！你干嘛呢，干嘛呢！（一脸嫌弃望着甲）</w:t>
       </w:r>
     </w:p>
     <w:p>
@@ -977,23 +917,23 @@
           <w:sz w:val="24"/>
           <w:szCs w:val="24"/>
         </w:rPr>
-        <w:t>（扑通，跪在地上）大哥，命是保住了，钱可怎么办啊！我爸抗了一个月的砖头才给我挣得一个月生活费就没了！呜鸣</w:t>
-      </w:r>
-      <w:r>
-        <w:rPr>
-          <w:rFonts w:eastAsia="微软雅黑"/>
-          <w:sz w:val="24"/>
-          <w:szCs w:val="24"/>
-        </w:rPr>
-        <w:t>~~</w:t>
-      </w:r>
-      <w:r>
-        <w:rPr>
-          <w:rFonts w:eastAsia="微软雅黑"/>
-          <w:sz w:val="24"/>
-          <w:szCs w:val="24"/>
-        </w:rPr>
-        <w:t>啊！苍天啊！大地啊！</w:t>
+        <w:t>（扑通，跪在地上）大哥，命是保住了，钱可怎么办啊！我爸抗了一个月的砖头才给我挣得一个月生活费就没了！呜呜</w:t>
+      </w:r>
+      <w:r>
+        <w:rPr>
+          <w:rFonts w:eastAsia="微软雅黑"/>
+          <w:sz w:val="24"/>
+          <w:szCs w:val="24"/>
+        </w:rPr>
+        <w:t>——</w:t>
+      </w:r>
+      <w:r>
+        <w:rPr>
+          <w:rFonts w:eastAsia="微软雅黑"/>
+          <w:sz w:val="24"/>
+          <w:szCs w:val="24"/>
+        </w:rPr>
+        <w:t xml:space="preserve"> 啊！苍天啊！大地啊！</w:t>
       </w:r>
     </w:p>
     <w:p>
@@ -1023,7 +963,7 @@
           <w:sz w:val="24"/>
           <w:szCs w:val="24"/>
         </w:rPr>
-        <w:t>行了，别豪豪了，扯着没用的干啥。这样我有个主意，咱两不是被劫了一次了，也算有经验了，咱两为啥不去劫别人呢？这样啊，一可以吧被劫的钱补回来，二来还可以补贴家用。何乐而不为呢？</w:t>
+        <w:t>行了，别呜呜了，扯这没用的干啥。这样我有个主意，咱两不是被劫了一次了，也算有经验了，咱两为啥不去劫别人呢？这样啊，一可以吧被劫的钱补回来，二来还可以补贴家用。何乐而不为呢？</w:t>
       </w:r>
     </w:p>
     <w:p>
@@ -2190,15 +2130,7 @@
           <w:sz w:val="24"/>
           <w:szCs w:val="24"/>
         </w:rPr>
-        <w:t>小鬼！</w:t>
-      </w:r>
-      <w:r>
-        <w:rPr>
-          <w:rFonts w:eastAsia="微软雅黑"/>
-          <w:sz w:val="24"/>
-          <w:szCs w:val="24"/>
-        </w:rPr>
-        <w:t>你给我站住！</w:t>
+        <w:t>小鬼！你给我站住！</w:t>
       </w:r>
     </w:p>
     <w:p>
@@ -2248,23 +2180,7 @@
           <w:sz w:val="24"/>
           <w:szCs w:val="24"/>
         </w:rPr>
-        <w:t>（尴尬地说：）那女孩，咋</w:t>
-      </w:r>
-      <w:r>
-        <w:rPr>
-          <w:rFonts w:eastAsia="微软雅黑"/>
-          <w:sz w:val="24"/>
-          <w:szCs w:val="24"/>
-        </w:rPr>
-        <w:t>,</w:t>
-      </w:r>
-      <w:r>
-        <w:rPr>
-          <w:rFonts w:eastAsia="微软雅黑"/>
-          <w:sz w:val="24"/>
-          <w:szCs w:val="24"/>
-        </w:rPr>
-        <w:t>就回来卅。</w:t>
+        <w:t>（转头看乙，尴尬）。</w:t>
       </w:r>
     </w:p>
     <w:p>
@@ -2450,15 +2366,7 @@
           <w:sz w:val="24"/>
           <w:szCs w:val="24"/>
         </w:rPr>
-        <w:t>！小鬼！</w:t>
-      </w:r>
-      <w:r>
-        <w:rPr>
-          <w:rFonts w:eastAsia="微软雅黑"/>
-          <w:sz w:val="24"/>
-          <w:szCs w:val="24"/>
-        </w:rPr>
-        <w:t>你给我过来！</w:t>
+        <w:t>！小鬼！你给我过来！</w:t>
       </w:r>
     </w:p>
     <w:p>
@@ -3011,23 +2919,7 @@
           <w:sz w:val="24"/>
           <w:szCs w:val="24"/>
         </w:rPr>
-        <w:t>大哥，你别逼我了。在我心中，你跟馄饨都特别的重要。来大哥，我给你分析分析啊。馄钝，能够填饱我的肚子，对吧！而你——大哥… 嗯… 嘶…（反应过来！</w:t>
-      </w:r>
-      <w:r>
-        <w:rPr>
-          <w:rFonts w:eastAsia="微软雅黑"/>
-          <w:sz w:val="24"/>
-          <w:szCs w:val="24"/>
-        </w:rPr>
-        <w:t>）</w:t>
-      </w:r>
-      <w:r>
-        <w:rPr>
-          <w:rFonts w:eastAsia="微软雅黑"/>
-          <w:sz w:val="24"/>
-          <w:szCs w:val="24"/>
-        </w:rPr>
-        <w:t>馄饨重要！</w:t>
+        <w:t>大哥，你别逼我了。在我心中，你跟馄饨都特别的重要。来大哥，我给你分析分析啊。馄钝，能够填饱我的肚子，对吧！而你——大哥… 嗯… 嘶…（反应过来！）馄饨重要！</w:t>
       </w:r>
     </w:p>
     <w:p>
@@ -3070,7 +2962,13 @@
         </w:rPr>
       </w:pPr>
       <w:r>
-        <w:rPr/>
+        <w:rPr>
+          <w:rFonts w:eastAsia="微软雅黑"/>
+          <w:b/>
+          <w:bCs/>
+          <w:sz w:val="24"/>
+          <w:szCs w:val="24"/>
+        </w:rPr>
       </w:r>
     </w:p>
     <w:p>
@@ -3307,6 +3205,19 @@
         </w:rPr>
       </w:pPr>
       <w:r>
+        <w:rPr/>
+      </w:r>
+    </w:p>
+    <w:p>
+      <w:pPr>
+        <w:pStyle w:val="Normal"/>
+        <w:bidi w:val="0"/>
+        <w:jc w:val="start"/>
+        <w:rPr>
+          <w:rFonts w:ascii="微软雅黑" w:hAnsi="微软雅黑" w:eastAsia="微软雅黑"/>
+        </w:rPr>
+      </w:pPr>
+      <w:r>
         <w:rPr>
           <w:rFonts w:ascii="微软雅黑" w:hAnsi="微软雅黑" w:eastAsia="微软雅黑"/>
           <w:b/>
@@ -3548,15 +3459,7 @@
           <w:sz w:val="24"/>
           <w:szCs w:val="24"/>
         </w:rPr>
-        <w:t>（</w:t>
-      </w:r>
-      <w:r>
-        <w:rPr>
-          <w:rFonts w:ascii="微软雅黑" w:hAnsi="微软雅黑" w:eastAsia="微软雅黑"/>
-          <w:sz w:val="24"/>
-          <w:szCs w:val="24"/>
-        </w:rPr>
-        <w:t>慢动作：甲把乙拉出来，然后自己试图用刀捅了自己。）</w:t>
+        <w:t>（慢动作：甲把乙拉出来，然后自己试图用刀捅了自己。）</w:t>
       </w:r>
     </w:p>
     <w:p>
@@ -3703,7 +3606,8 @@
       </w:pPr>
       <w:r>
         <w:rPr>
-          <w:rFonts w:eastAsia="微软雅黑" w:ascii="微软雅黑" w:hAnsi="微软雅黑"/>
+          <w:sz w:val="24"/>
+          <w:szCs w:val="24"/>
         </w:rPr>
       </w:r>
     </w:p>
@@ -3770,12 +3674,182 @@
       </w:r>
       <w:r>
         <w:rPr>
+          <w:rFonts w:eastAsia="微软雅黑" w:ascii="微软雅黑" w:hAnsi="微软雅黑"/>
+          <w:b w:val="false"/>
+          <w:bCs w:val="false"/>
+          <w:sz w:val="18"/>
+          <w:szCs w:val="18"/>
+        </w:rPr>
+        <w:t>[</w:t>
+      </w:r>
+      <w:r>
+        <w:rPr>
+          <w:rFonts w:ascii="微软雅黑" w:hAnsi="微软雅黑" w:eastAsia="微软雅黑"/>
+          <w:b w:val="false"/>
+          <w:bCs w:val="false"/>
+          <w:sz w:val="18"/>
+          <w:szCs w:val="18"/>
+        </w:rPr>
+        <w:t>等音乐结束</w:t>
+      </w:r>
+      <w:r>
+        <w:rPr>
+          <w:rFonts w:eastAsia="微软雅黑" w:ascii="微软雅黑" w:hAnsi="微软雅黑"/>
+          <w:b w:val="false"/>
+          <w:bCs w:val="false"/>
+          <w:sz w:val="18"/>
+          <w:szCs w:val="18"/>
+        </w:rPr>
+        <w:t xml:space="preserve">] </w:t>
+      </w:r>
+      <w:r>
+        <w:rPr>
           <w:rFonts w:ascii="微软雅黑" w:hAnsi="微软雅黑" w:eastAsia="微软雅黑"/>
           <w:sz w:val="24"/>
           <w:szCs w:val="24"/>
         </w:rPr>
         <w:t>住手！</w:t>
       </w:r>
+    </w:p>
+    <w:p>
+      <w:pPr>
+        <w:pStyle w:val="Normal"/>
+        <w:bidi w:val="0"/>
+        <w:jc w:val="start"/>
+        <w:rPr>
+          <w:rFonts w:ascii="微软雅黑" w:hAnsi="微软雅黑" w:eastAsia="微软雅黑"/>
+        </w:rPr>
+      </w:pPr>
+      <w:r>
+        <w:rPr>
+          <w:rFonts w:ascii="微软雅黑" w:hAnsi="微软雅黑" w:eastAsia="微软雅黑"/>
+          <w:b/>
+          <w:bCs/>
+          <w:sz w:val="24"/>
+          <w:szCs w:val="24"/>
+        </w:rPr>
+        <w:t>四大金刚：</w:t>
+      </w:r>
+      <w:r>
+        <w:rPr>
+          <w:rFonts w:ascii="微软雅黑" w:hAnsi="微软雅黑" w:eastAsia="微软雅黑"/>
+          <w:sz w:val="24"/>
+          <w:szCs w:val="24"/>
+        </w:rPr>
+        <w:t>此树是我栽，此山是我开，要想此过，留下头路财。</w:t>
+      </w:r>
+    </w:p>
+    <w:p>
+      <w:pPr>
+        <w:pStyle w:val="Normal"/>
+        <w:bidi w:val="0"/>
+        <w:jc w:val="start"/>
+        <w:rPr>
+          <w:rFonts w:ascii="微软雅黑" w:hAnsi="微软雅黑" w:eastAsia="微软雅黑"/>
+        </w:rPr>
+      </w:pPr>
+      <w:r>
+        <w:rPr>
+          <w:rFonts w:ascii="微软雅黑" w:hAnsi="微软雅黑" w:eastAsia="微软雅黑"/>
+          <w:b/>
+          <w:bCs/>
+          <w:sz w:val="24"/>
+          <w:szCs w:val="24"/>
+        </w:rPr>
+        <w:t>甲乙：</w:t>
+      </w:r>
+      <w:r>
+        <w:rPr>
+          <w:rFonts w:ascii="微软雅黑" w:hAnsi="微软雅黑" w:eastAsia="微软雅黑"/>
+          <w:sz w:val="24"/>
+          <w:szCs w:val="24"/>
+        </w:rPr>
+        <w:t>不不！怎么回事？怎么又是他四啊？</w:t>
+      </w:r>
+    </w:p>
+    <w:p>
+      <w:pPr>
+        <w:pStyle w:val="Normal"/>
+        <w:bidi w:val="0"/>
+        <w:jc w:val="start"/>
+        <w:rPr>
+          <w:rFonts w:ascii="微软雅黑" w:hAnsi="微软雅黑" w:eastAsia="微软雅黑"/>
+        </w:rPr>
+      </w:pPr>
+      <w:r>
+        <w:rPr>
+          <w:rFonts w:ascii="微软雅黑" w:hAnsi="微软雅黑" w:eastAsia="微软雅黑"/>
+          <w:b/>
+          <w:bCs/>
+          <w:sz w:val="24"/>
+          <w:szCs w:val="24"/>
+        </w:rPr>
+        <w:t>姑娘：</w:t>
+      </w:r>
+      <w:r>
+        <w:rPr>
+          <w:rFonts w:ascii="微软雅黑" w:hAnsi="微软雅黑" w:eastAsia="微软雅黑"/>
+          <w:sz w:val="24"/>
+          <w:szCs w:val="24"/>
+        </w:rPr>
+        <w:t>大哥，天龙盖地虎。</w:t>
+      </w:r>
+    </w:p>
+    <w:p>
+      <w:pPr>
+        <w:pStyle w:val="Normal"/>
+        <w:bidi w:val="0"/>
+        <w:jc w:val="start"/>
+        <w:rPr>
+          <w:rFonts w:ascii="微软雅黑" w:hAnsi="微软雅黑" w:eastAsia="微软雅黑"/>
+        </w:rPr>
+      </w:pPr>
+      <w:r>
+        <w:rPr>
+          <w:rFonts w:ascii="微软雅黑" w:hAnsi="微软雅黑" w:eastAsia="微软雅黑"/>
+          <w:b/>
+          <w:bCs/>
+          <w:sz w:val="24"/>
+          <w:szCs w:val="24"/>
+        </w:rPr>
+        <w:t>大哥：</w:t>
+      </w:r>
+      <w:r>
+        <w:rPr>
+          <w:rFonts w:ascii="微软雅黑" w:hAnsi="微软雅黑" w:eastAsia="微软雅黑"/>
+          <w:sz w:val="24"/>
+          <w:szCs w:val="24"/>
+        </w:rPr>
+        <w:t>小鸡炖蘑菇。</w:t>
+      </w:r>
+    </w:p>
+    <w:p>
+      <w:pPr>
+        <w:pStyle w:val="Normal"/>
+        <w:bidi w:val="0"/>
+        <w:jc w:val="start"/>
+        <w:rPr>
+          <w:rFonts w:ascii="微软雅黑" w:hAnsi="微软雅黑" w:eastAsia="微软雅黑"/>
+        </w:rPr>
+      </w:pPr>
+      <w:r>
+        <w:rPr>
+          <w:rFonts w:ascii="微软雅黑" w:hAnsi="微软雅黑" w:eastAsia="微软雅黑"/>
+          <w:sz w:val="24"/>
+          <w:szCs w:val="24"/>
+        </w:rPr>
+        <w:t>（姑娘和大哥一起转圈，互相说：）同行啊！</w:t>
+      </w:r>
+    </w:p>
+    <w:p>
+      <w:pPr>
+        <w:pStyle w:val="Normal"/>
+        <w:bidi w:val="0"/>
+        <w:jc w:val="start"/>
+        <w:rPr>
+          <w:rFonts w:ascii="微软雅黑" w:hAnsi="微软雅黑" w:eastAsia="微软雅黑"/>
+        </w:rPr>
+      </w:pPr>
       <w:r>
         <w:rPr>
           <w:rFonts w:eastAsia="微软雅黑" w:ascii="微软雅黑" w:hAnsi="微软雅黑"/>
@@ -3790,7 +3864,7 @@
           <w:sz w:val="18"/>
           <w:szCs w:val="18"/>
         </w:rPr>
-        <w:t>等待</w:t>
+        <w:t>背景音乐：终于等到你</w:t>
       </w:r>
       <w:r>
         <w:rPr>
@@ -3798,219 +3872,7 @@
           <w:sz w:val="18"/>
           <w:szCs w:val="18"/>
         </w:rPr>
-        <w:t>...</w:t>
-      </w:r>
-      <w:r>
-        <w:rPr>
-          <w:rFonts w:ascii="微软雅黑" w:hAnsi="微软雅黑" w:eastAsia="微软雅黑"/>
-          <w:sz w:val="18"/>
-          <w:szCs w:val="18"/>
-        </w:rPr>
-        <w:t>听音乐</w:t>
-      </w:r>
-      <w:r>
-        <w:rPr>
-          <w:rFonts w:eastAsia="微软雅黑" w:ascii="微软雅黑" w:hAnsi="微软雅黑"/>
-          <w:sz w:val="18"/>
-          <w:szCs w:val="18"/>
-        </w:rPr>
         <w:t>]</w:t>
-      </w:r>
-    </w:p>
-    <w:p>
-      <w:pPr>
-        <w:pStyle w:val="Normal"/>
-        <w:bidi w:val="0"/>
-        <w:jc w:val="start"/>
-        <w:rPr>
-          <w:rFonts w:ascii="微软雅黑" w:hAnsi="微软雅黑" w:eastAsia="微软雅黑"/>
-        </w:rPr>
-      </w:pPr>
-      <w:r>
-        <w:rPr>
-          <w:rFonts w:ascii="微软雅黑" w:hAnsi="微软雅黑" w:eastAsia="微软雅黑"/>
-          <w:b/>
-          <w:bCs/>
-          <w:sz w:val="24"/>
-          <w:szCs w:val="24"/>
-        </w:rPr>
-        <w:t>四大金刚：</w:t>
-      </w:r>
-      <w:r>
-        <w:rPr>
-          <w:rFonts w:ascii="微软雅黑" w:hAnsi="微软雅黑" w:eastAsia="微软雅黑"/>
-          <w:sz w:val="24"/>
-          <w:szCs w:val="24"/>
-        </w:rPr>
-        <w:t>此树是我栽，此山是我开，要想此过，留下头路财。</w:t>
-      </w:r>
-    </w:p>
-    <w:p>
-      <w:pPr>
-        <w:pStyle w:val="Normal"/>
-        <w:bidi w:val="0"/>
-        <w:jc w:val="start"/>
-        <w:rPr>
-          <w:rFonts w:ascii="微软雅黑" w:hAnsi="微软雅黑" w:eastAsia="微软雅黑"/>
-        </w:rPr>
-      </w:pPr>
-      <w:r>
-        <w:rPr>
-          <w:rFonts w:ascii="微软雅黑" w:hAnsi="微软雅黑" w:eastAsia="微软雅黑"/>
-          <w:b/>
-          <w:bCs/>
-          <w:sz w:val="24"/>
-          <w:szCs w:val="24"/>
-        </w:rPr>
-        <w:t>甲乙：</w:t>
-      </w:r>
-      <w:r>
-        <w:rPr>
-          <w:rFonts w:ascii="微软雅黑" w:hAnsi="微软雅黑" w:eastAsia="微软雅黑"/>
-          <w:sz w:val="24"/>
-          <w:szCs w:val="24"/>
-        </w:rPr>
-        <w:t>不不！怎么回事？怎么又是他四啊？</w:t>
-      </w:r>
-    </w:p>
-    <w:p>
-      <w:pPr>
-        <w:pStyle w:val="Normal"/>
-        <w:bidi w:val="0"/>
-        <w:jc w:val="start"/>
-        <w:rPr>
-          <w:rFonts w:ascii="微软雅黑" w:hAnsi="微软雅黑" w:eastAsia="微软雅黑"/>
-        </w:rPr>
-      </w:pPr>
-      <w:r>
-        <w:rPr>
-          <w:rFonts w:ascii="微软雅黑" w:hAnsi="微软雅黑" w:eastAsia="微软雅黑"/>
-          <w:b/>
-          <w:bCs/>
-          <w:sz w:val="24"/>
-          <w:szCs w:val="24"/>
-        </w:rPr>
-        <w:t>姑娘：</w:t>
-      </w:r>
-      <w:r>
-        <w:rPr>
-          <w:rFonts w:ascii="微软雅黑" w:hAnsi="微软雅黑" w:eastAsia="微软雅黑"/>
-          <w:sz w:val="24"/>
-          <w:szCs w:val="24"/>
-        </w:rPr>
-        <w:t>大哥，天龙盖地虎。</w:t>
-      </w:r>
-    </w:p>
-    <w:p>
-      <w:pPr>
-        <w:pStyle w:val="Normal"/>
-        <w:bidi w:val="0"/>
-        <w:jc w:val="start"/>
-        <w:rPr>
-          <w:rFonts w:ascii="微软雅黑" w:hAnsi="微软雅黑" w:eastAsia="微软雅黑"/>
-        </w:rPr>
-      </w:pPr>
-      <w:r>
-        <w:rPr>
-          <w:rFonts w:ascii="微软雅黑" w:hAnsi="微软雅黑" w:eastAsia="微软雅黑"/>
-          <w:b/>
-          <w:bCs/>
-          <w:sz w:val="24"/>
-          <w:szCs w:val="24"/>
-        </w:rPr>
-        <w:t>大哥：</w:t>
-      </w:r>
-      <w:r>
-        <w:rPr>
-          <w:rFonts w:ascii="微软雅黑" w:hAnsi="微软雅黑" w:eastAsia="微软雅黑"/>
-          <w:sz w:val="24"/>
-          <w:szCs w:val="24"/>
-        </w:rPr>
-        <w:t>小鸡炖蘑菇。</w:t>
-      </w:r>
-    </w:p>
-    <w:p>
-      <w:pPr>
-        <w:pStyle w:val="Normal"/>
-        <w:bidi w:val="0"/>
-        <w:jc w:val="start"/>
-        <w:rPr>
-          <w:rFonts w:ascii="微软雅黑" w:hAnsi="微软雅黑" w:eastAsia="微软雅黑"/>
-        </w:rPr>
-      </w:pPr>
-      <w:r>
-        <w:rPr>
-          <w:rFonts w:ascii="微软雅黑" w:hAnsi="微软雅黑" w:eastAsia="微软雅黑"/>
-          <w:sz w:val="24"/>
-          <w:szCs w:val="24"/>
-        </w:rPr>
-        <w:t>（姑娘和大哥一起转圈，</w:t>
-      </w:r>
-      <w:r>
-        <w:rPr>
-          <w:rFonts w:ascii="微软雅黑" w:hAnsi="微软雅黑" w:eastAsia="微软雅黑"/>
-          <w:sz w:val="24"/>
-          <w:szCs w:val="24"/>
-        </w:rPr>
-        <w:t>互相说：）</w:t>
-      </w:r>
-      <w:r>
-        <w:rPr>
-          <w:rFonts w:ascii="微软雅黑" w:hAnsi="微软雅黑" w:eastAsia="微软雅黑"/>
-          <w:sz w:val="24"/>
-          <w:szCs w:val="24"/>
-        </w:rPr>
-        <w:t>同行啊！</w:t>
-      </w:r>
-    </w:p>
-    <w:p>
-      <w:pPr>
-        <w:pStyle w:val="Normal"/>
-        <w:bidi w:val="0"/>
-        <w:jc w:val="start"/>
-        <w:rPr>
-          <w:rFonts w:ascii="微软雅黑" w:hAnsi="微软雅黑" w:eastAsia="微软雅黑"/>
-        </w:rPr>
-      </w:pPr>
-      <w:r>
-        <w:rPr>
-          <w:rFonts w:eastAsia="微软雅黑" w:ascii="微软雅黑" w:hAnsi="微软雅黑"/>
-          <w:sz w:val="18"/>
-          <w:szCs w:val="18"/>
-        </w:rPr>
-        <w:t>[</w:t>
-      </w:r>
-      <w:r>
-        <w:rPr>
-          <w:rFonts w:ascii="微软雅黑" w:hAnsi="微软雅黑" w:eastAsia="微软雅黑"/>
-          <w:sz w:val="18"/>
-          <w:szCs w:val="18"/>
-        </w:rPr>
-        <w:t>背景音乐：终于等到你</w:t>
-      </w:r>
-      <w:r>
-        <w:rPr>
-          <w:rFonts w:eastAsia="微软雅黑" w:ascii="微软雅黑" w:hAnsi="微软雅黑"/>
-          <w:sz w:val="18"/>
-          <w:szCs w:val="18"/>
-        </w:rPr>
-        <w:t>]</w:t>
-      </w:r>
-      <w:r>
-        <w:rPr>
-          <w:rFonts w:ascii="微软雅黑" w:hAnsi="微软雅黑" w:eastAsia="微软雅黑"/>
-          <w:sz w:val="24"/>
-          <w:szCs w:val="24"/>
-        </w:rPr>
-        <w:t>（</w:t>
-      </w:r>
-      <w:r>
-        <w:rPr>
-          <w:rFonts w:ascii="微软雅黑" w:hAnsi="微软雅黑" w:eastAsia="微软雅黑"/>
-          <w:sz w:val="24"/>
-          <w:szCs w:val="24"/>
-        </w:rPr>
-        <w:t>拥抱）</w:t>
       </w:r>
     </w:p>
     <w:p>
@@ -4208,15 +4070,15 @@
           <w:sz w:val="24"/>
           <w:szCs w:val="24"/>
         </w:rPr>
-        <w:t>拜拜，</w:t>
-      </w:r>
-      <w:r>
-        <w:rPr>
-          <w:rFonts w:ascii="微软雅黑" w:hAnsi="微软雅黑" w:eastAsia="微软雅黑"/>
-          <w:sz w:val="24"/>
-          <w:szCs w:val="24"/>
-        </w:rPr>
-        <w:t>弟妹们！（对着姑娘说：）你给我回去！</w:t>
+        <w:t>拜拜，两位。</w:t>
+      </w:r>
+      <w:r>
+        <w:rPr>
+          <w:rFonts w:ascii="微软雅黑" w:hAnsi="微软雅黑" w:eastAsia="微软雅黑"/>
+          <w:sz w:val="24"/>
+          <w:szCs w:val="24"/>
+        </w:rPr>
+        <w:t>（对着姑娘说：）你给我回去！</w:t>
       </w:r>
     </w:p>
     <w:p>
@@ -4269,7 +4131,8 @@
       </w:pPr>
       <w:r>
         <w:rPr>
-          <w:rFonts w:eastAsia="微软雅黑" w:ascii="微软雅黑" w:hAnsi="微软雅黑"/>
+          <w:sz w:val="24"/>
+          <w:szCs w:val="24"/>
         </w:rPr>
       </w:r>
     </w:p>
@@ -4468,23 +4331,7 @@
           <w:sz w:val="24"/>
           <w:szCs w:val="24"/>
         </w:rPr>
-        <w:t>神</w:t>
-      </w:r>
-      <w:r>
-        <w:rPr>
-          <w:rFonts w:ascii="微软雅黑" w:hAnsi="微软雅黑" w:eastAsia="微软雅黑"/>
-          <w:sz w:val="24"/>
-          <w:szCs w:val="24"/>
-        </w:rPr>
-        <w:t>神秘</w:t>
-      </w:r>
-      <w:r>
-        <w:rPr>
-          <w:rFonts w:ascii="微软雅黑" w:hAnsi="微软雅黑" w:eastAsia="微软雅黑"/>
-          <w:sz w:val="24"/>
-          <w:szCs w:val="24"/>
-        </w:rPr>
-        <w:t xml:space="preserve">秘地说：）只要几个数字 —— </w:t>
+        <w:t xml:space="preserve">神神秘秘地说：）只要几个数字 —— </w:t>
       </w:r>
       <w:r>
         <w:rPr>
@@ -4649,7 +4496,8 @@
       </w:pPr>
       <w:r>
         <w:rPr>
-          <w:rFonts w:eastAsia="微软雅黑" w:ascii="微软雅黑" w:hAnsi="微软雅黑"/>
+          <w:sz w:val="24"/>
+          <w:szCs w:val="24"/>
         </w:rPr>
       </w:r>
     </w:p>
@@ -4696,7 +4544,7 @@
           <w:sz w:val="24"/>
           <w:szCs w:val="24"/>
         </w:rPr>
-        <w:t>不准动！我是我们学院的保安人员，负责的是我们整个学院和各位学生的人身财产安全的，有我们保安在，一定不会让你们这些人侵犯到同学们的合法权益的！</w:t>
+        <w:t>不准动！（去押着那几位犯人，随后对甲乙说：）我是我们学院的保安人员，负责的是我们整个学院和各位学生的人身财产安全的，有我们保安在，一定不会让你们这些人侵犯到同学们的合法权益的！</w:t>
       </w:r>
     </w:p>
     <w:p>
@@ -4724,7 +4572,7 @@
           <w:sz w:val="24"/>
           <w:szCs w:val="24"/>
         </w:rPr>
-        <w:t>同学没事吧，来你的钱。</w:t>
+        <w:t>同学没事吧，来你们的钱。</w:t>
       </w:r>
     </w:p>
     <w:p>
@@ -4772,7 +4620,7 @@
           <w:sz w:val="24"/>
           <w:szCs w:val="24"/>
         </w:rPr>
-        <w:t>（警察犯人退场）</w:t>
+        <w:t>（保安押着犯人退场）</w:t>
       </w:r>
     </w:p>
     <w:p>
@@ -4856,7 +4704,7 @@
           <w:sz w:val="24"/>
           <w:szCs w:val="24"/>
         </w:rPr>
-        <w:t>不 不不抢呢。</w:t>
+        <w:t>不… 不不抢呢。</w:t>
       </w:r>
     </w:p>
     <w:p>
@@ -4958,23 +4806,7 @@
           <w:sz w:val="24"/>
           <w:szCs w:val="24"/>
         </w:rPr>
-        <w:t>（</w:t>
-      </w:r>
-      <w:r>
-        <w:rPr>
-          <w:rFonts w:ascii="微软雅黑" w:hAnsi="微软雅黑" w:eastAsia="微软雅黑"/>
-          <w:sz w:val="24"/>
-          <w:szCs w:val="24"/>
-        </w:rPr>
-        <w:t>甲乙先走开</w:t>
-      </w:r>
-      <w:r>
-        <w:rPr>
-          <w:rFonts w:ascii="微软雅黑" w:hAnsi="微软雅黑" w:eastAsia="微软雅黑"/>
-          <w:sz w:val="24"/>
-          <w:szCs w:val="24"/>
-        </w:rPr>
-        <w:t>）</w:t>
+        <w:t>（甲乙先走开）</w:t>
       </w:r>
     </w:p>
     <w:p>
@@ -5012,7 +4844,8 @@
       </w:pPr>
       <w:r>
         <w:rPr>
-          <w:rFonts w:eastAsia="微软雅黑" w:ascii="微软雅黑" w:hAnsi="微软雅黑"/>
+          <w:sz w:val="24"/>
+          <w:szCs w:val="24"/>
         </w:rPr>
       </w:r>
     </w:p>
@@ -5067,7 +4900,6 @@
   <w:abstractNum w:abstractNumId="1">
     <w:lvl w:ilvl="0">
       <w:start w:val="1"/>
-      <w:pStyle w:val="Heading1"/>
       <w:numFmt w:val="none"/>
       <w:suff w:val="nothing"/>
       <w:lvlText w:val="%1"/>
@@ -5078,6 +4910,7 @@
         </w:tabs>
         <w:ind w:start="0" w:hanging="0"/>
       </w:pPr>
+      <w:rPr/>
     </w:lvl>
     <w:lvl w:ilvl="1">
       <w:start w:val="1"/>
@@ -5091,6 +4924,7 @@
         </w:tabs>
         <w:ind w:start="0" w:hanging="0"/>
       </w:pPr>
+      <w:rPr/>
     </w:lvl>
     <w:lvl w:ilvl="2">
       <w:start w:val="1"/>
@@ -5104,6 +4938,7 @@
         </w:tabs>
         <w:ind w:start="0" w:hanging="0"/>
       </w:pPr>
+      <w:rPr/>
     </w:lvl>
     <w:lvl w:ilvl="3">
       <w:start w:val="1"/>
@@ -5117,6 +4952,7 @@
         </w:tabs>
         <w:ind w:start="0" w:hanging="0"/>
       </w:pPr>
+      <w:rPr/>
     </w:lvl>
     <w:lvl w:ilvl="4">
       <w:start w:val="1"/>
@@ -5130,6 +4966,7 @@
         </w:tabs>
         <w:ind w:start="0" w:hanging="0"/>
       </w:pPr>
+      <w:rPr/>
     </w:lvl>
     <w:lvl w:ilvl="5">
       <w:start w:val="1"/>
@@ -5143,6 +4980,7 @@
         </w:tabs>
         <w:ind w:start="0" w:hanging="0"/>
       </w:pPr>
+      <w:rPr/>
     </w:lvl>
     <w:lvl w:ilvl="6">
       <w:start w:val="1"/>
@@ -5156,6 +4994,7 @@
         </w:tabs>
         <w:ind w:start="0" w:hanging="0"/>
       </w:pPr>
+      <w:rPr/>
     </w:lvl>
     <w:lvl w:ilvl="7">
       <w:start w:val="1"/>
@@ -5169,6 +5008,7 @@
         </w:tabs>
         <w:ind w:start="0" w:hanging="0"/>
       </w:pPr>
+      <w:rPr/>
     </w:lvl>
     <w:lvl w:ilvl="8">
       <w:start w:val="1"/>
@@ -5182,10 +5022,133 @@
         </w:tabs>
         <w:ind w:start="0" w:hanging="0"/>
       </w:pPr>
+      <w:rPr/>
+    </w:lvl>
+  </w:abstractNum>
+  <w:abstractNum w:abstractNumId="2">
+    <w:lvl w:ilvl="0">
+      <w:start w:val="1"/>
+      <w:numFmt w:val="none"/>
+      <w:suff w:val="nothing"/>
+      <w:lvlText w:val=""/>
+      <w:lvlJc w:val="start"/>
+      <w:pPr>
+        <w:tabs>
+          <w:tab w:val="num" w:pos="0"/>
+        </w:tabs>
+        <w:ind w:start="0" w:hanging="0"/>
+      </w:pPr>
+    </w:lvl>
+    <w:lvl w:ilvl="1">
+      <w:start w:val="1"/>
+      <w:numFmt w:val="none"/>
+      <w:suff w:val="nothing"/>
+      <w:lvlText w:val=""/>
+      <w:lvlJc w:val="start"/>
+      <w:pPr>
+        <w:tabs>
+          <w:tab w:val="num" w:pos="0"/>
+        </w:tabs>
+        <w:ind w:start="0" w:hanging="0"/>
+      </w:pPr>
+    </w:lvl>
+    <w:lvl w:ilvl="2">
+      <w:start w:val="1"/>
+      <w:numFmt w:val="none"/>
+      <w:suff w:val="nothing"/>
+      <w:lvlText w:val=""/>
+      <w:lvlJc w:val="start"/>
+      <w:pPr>
+        <w:tabs>
+          <w:tab w:val="num" w:pos="0"/>
+        </w:tabs>
+        <w:ind w:start="0" w:hanging="0"/>
+      </w:pPr>
+    </w:lvl>
+    <w:lvl w:ilvl="3">
+      <w:start w:val="1"/>
+      <w:numFmt w:val="none"/>
+      <w:suff w:val="nothing"/>
+      <w:lvlText w:val=""/>
+      <w:lvlJc w:val="start"/>
+      <w:pPr>
+        <w:tabs>
+          <w:tab w:val="num" w:pos="0"/>
+        </w:tabs>
+        <w:ind w:start="0" w:hanging="0"/>
+      </w:pPr>
+    </w:lvl>
+    <w:lvl w:ilvl="4">
+      <w:start w:val="1"/>
+      <w:numFmt w:val="none"/>
+      <w:suff w:val="nothing"/>
+      <w:lvlText w:val=""/>
+      <w:lvlJc w:val="start"/>
+      <w:pPr>
+        <w:tabs>
+          <w:tab w:val="num" w:pos="0"/>
+        </w:tabs>
+        <w:ind w:start="0" w:hanging="0"/>
+      </w:pPr>
+    </w:lvl>
+    <w:lvl w:ilvl="5">
+      <w:start w:val="1"/>
+      <w:numFmt w:val="none"/>
+      <w:suff w:val="nothing"/>
+      <w:lvlText w:val=""/>
+      <w:lvlJc w:val="start"/>
+      <w:pPr>
+        <w:tabs>
+          <w:tab w:val="num" w:pos="0"/>
+        </w:tabs>
+        <w:ind w:start="0" w:hanging="0"/>
+      </w:pPr>
+    </w:lvl>
+    <w:lvl w:ilvl="6">
+      <w:start w:val="1"/>
+      <w:numFmt w:val="none"/>
+      <w:suff w:val="nothing"/>
+      <w:lvlText w:val=""/>
+      <w:lvlJc w:val="start"/>
+      <w:pPr>
+        <w:tabs>
+          <w:tab w:val="num" w:pos="0"/>
+        </w:tabs>
+        <w:ind w:start="0" w:hanging="0"/>
+      </w:pPr>
+    </w:lvl>
+    <w:lvl w:ilvl="7">
+      <w:start w:val="1"/>
+      <w:numFmt w:val="none"/>
+      <w:suff w:val="nothing"/>
+      <w:lvlText w:val=""/>
+      <w:lvlJc w:val="start"/>
+      <w:pPr>
+        <w:tabs>
+          <w:tab w:val="num" w:pos="0"/>
+        </w:tabs>
+        <w:ind w:start="0" w:hanging="0"/>
+      </w:pPr>
+    </w:lvl>
+    <w:lvl w:ilvl="8">
+      <w:start w:val="1"/>
+      <w:numFmt w:val="none"/>
+      <w:suff w:val="nothing"/>
+      <w:lvlText w:val=""/>
+      <w:lvlJc w:val="start"/>
+      <w:pPr>
+        <w:tabs>
+          <w:tab w:val="num" w:pos="0"/>
+        </w:tabs>
+        <w:ind w:start="0" w:hanging="0"/>
+      </w:pPr>
     </w:lvl>
   </w:abstractNum>
   <w:num w:numId="1">
     <w:abstractNumId w:val="1"/>
+  </w:num>
+  <w:num w:numId="2">
+    <w:abstractNumId w:val="2"/>
   </w:num>
 </w:numbering>
 </file>
@@ -5204,7 +5167,6 @@
     </w:rPrDefault>
     <w:pPrDefault>
       <w:pPr>
-        <w:widowControl/>
         <w:suppressAutoHyphens w:val="true"/>
       </w:pPr>
     </w:pPrDefault>
@@ -5214,10 +5176,11 @@
     <w:qFormat/>
     <w:pPr>
       <w:widowControl/>
-      <w:kinsoku w:val="true"/>
-      <w:overflowPunct w:val="true"/>
-      <w:autoSpaceDE w:val="true"/>
+      <w:suppressAutoHyphens w:val="true"/>
+      <w:overflowPunct w:val="false"/>
       <w:bidi w:val="0"/>
+      <w:spacing w:before="0" w:after="0"/>
+      <w:jc w:val="start"/>
     </w:pPr>
     <w:rPr>
       <w:rFonts w:ascii="Liberation Serif" w:hAnsi="Liberation Serif" w:eastAsia="新宋体" w:cs="Arial"/>
@@ -5263,8 +5226,9 @@
     <w:qFormat/>
     <w:rPr/>
   </w:style>
-  <w:style w:type="character" w:styleId="Hyperlink">
-    <w:name w:val="Hyperlink"/>
+  <w:style w:type="character" w:styleId="InternetLink">
+    <w:name w:val="Internet Link"/>
+    <w:qFormat/>
     <w:rPr>
       <w:color w:val="000080"/>
       <w:u w:val="single"/>
